--- a/SE(SQL)-Assements-2/Section-A/Session-1.docx
+++ b/SE(SQL)-Assements-2/Section-A/Session-1.docx
@@ -60,11 +60,17 @@
       </w:r>
     </w:p>
     <w:p>
+      <w:pPr>
+        <w:ind w:left="720"/>
+      </w:pPr>
       <w:r>
         <w:t>CREATE TABLE Restaurant (</w:t>
       </w:r>
     </w:p>
     <w:p>
+      <w:pPr>
+        <w:ind w:left="720"/>
+      </w:pPr>
       <w:r>
         <w:t xml:space="preserve">    </w:t>
       </w:r>
@@ -78,6 +84,9 @@
       </w:r>
     </w:p>
     <w:p>
+      <w:pPr>
+        <w:ind w:left="720"/>
+      </w:pPr>
       <w:r>
         <w:t xml:space="preserve">    </w:t>
       </w:r>
@@ -99,6 +108,9 @@
       </w:r>
     </w:p>
     <w:p>
+      <w:pPr>
+        <w:ind w:left="720"/>
+      </w:pPr>
       <w:r>
         <w:t xml:space="preserve">    address </w:t>
       </w:r>
@@ -112,12 +124,102 @@
       </w:r>
     </w:p>
     <w:p>
+      <w:pPr>
+        <w:ind w:left="720"/>
+      </w:pPr>
       <w:r>
         <w:t>);</w:t>
       </w:r>
     </w:p>
-    <w:p/>
-    <w:p>
+    <w:p>
+      <w:pPr>
+        <w:ind w:left="720"/>
+      </w:pPr>
+      <w:r>
+        <w:t>INSERT INTO Restaurant (</w:t>
+      </w:r>
+      <w:proofErr w:type="spellStart"/>
+      <w:r>
+        <w:t>restaurant_id</w:t>
+      </w:r>
+      <w:proofErr w:type="spellEnd"/>
+      <w:r>
+        <w:t xml:space="preserve">, </w:t>
+      </w:r>
+      <w:proofErr w:type="spellStart"/>
+      <w:r>
+        <w:t>restaurant_name</w:t>
+      </w:r>
+      <w:proofErr w:type="spellEnd"/>
+      <w:r>
+        <w:t>, address)</w:t>
+      </w:r>
+    </w:p>
+    <w:p>
+      <w:pPr>
+        <w:ind w:left="720"/>
+      </w:pPr>
+      <w:r>
+        <w:t>VALUES</w:t>
+      </w:r>
+    </w:p>
+    <w:p>
+      <w:pPr>
+        <w:ind w:left="720"/>
+      </w:pPr>
+      <w:r>
+        <w:t>(1, 'Food Palace', 'Surat'),</w:t>
+      </w:r>
+    </w:p>
+    <w:p>
+      <w:pPr>
+        <w:ind w:left="720"/>
+      </w:pPr>
+      <w:r>
+        <w:t>(2, 'Pizza House', 'Amethi'),</w:t>
+      </w:r>
+    </w:p>
+    <w:p>
+      <w:pPr>
+        <w:ind w:left="720"/>
+      </w:pPr>
+      <w:r>
+        <w:t>(3, 'Spice Garden', 'Lucknow'),</w:t>
+      </w:r>
+    </w:p>
+    <w:p>
+      <w:pPr>
+        <w:ind w:left="720"/>
+      </w:pPr>
+      <w:r>
+        <w:t>(4, 'Burger Point', 'Mumbai'),</w:t>
+      </w:r>
+    </w:p>
+    <w:p>
+      <w:pPr>
+        <w:ind w:left="720"/>
+      </w:pPr>
+      <w:r>
+        <w:t>(5, 'Tasty Bites', 'Delhi');</w:t>
+      </w:r>
+    </w:p>
+    <w:p>
+      <w:pPr>
+        <w:ind w:left="720"/>
+      </w:pPr>
+      <w:r>
+        <w:t>SELECT * FROM Restaurant;</w:t>
+      </w:r>
+    </w:p>
+    <w:p>
+      <w:pPr>
+        <w:ind w:left="720"/>
+      </w:pPr>
+    </w:p>
+    <w:p>
+      <w:pPr>
+        <w:ind w:left="720"/>
+      </w:pPr>
       <w:r>
         <w:t xml:space="preserve">CREATE TABLE </w:t>
       </w:r>
@@ -131,6 +233,9 @@
       </w:r>
     </w:p>
     <w:p>
+      <w:pPr>
+        <w:ind w:left="720"/>
+      </w:pPr>
       <w:r>
         <w:t xml:space="preserve">    </w:t>
       </w:r>
@@ -144,6 +249,9 @@
       </w:r>
     </w:p>
     <w:p>
+      <w:pPr>
+        <w:ind w:left="720"/>
+      </w:pPr>
       <w:r>
         <w:t xml:space="preserve">    </w:t>
       </w:r>
@@ -165,6 +273,9 @@
       </w:r>
     </w:p>
     <w:p>
+      <w:pPr>
+        <w:ind w:left="720"/>
+      </w:pPr>
       <w:r>
         <w:t xml:space="preserve">    </w:t>
       </w:r>
@@ -178,6 +289,9 @@
       </w:r>
     </w:p>
     <w:p>
+      <w:pPr>
+        <w:ind w:left="720"/>
+      </w:pPr>
       <w:r>
         <w:t xml:space="preserve">    price </w:t>
       </w:r>
@@ -191,6 +305,9 @@
       </w:r>
     </w:p>
     <w:p>
+      <w:pPr>
+        <w:ind w:left="720"/>
+      </w:pPr>
       <w:r>
         <w:t xml:space="preserve">    FOREIGN KEY (</w:t>
       </w:r>
@@ -212,21 +329,157 @@
       </w:r>
     </w:p>
     <w:p>
-      <w:r>
+      <w:pPr>
+        <w:ind w:left="720"/>
+      </w:pPr>
+      <w:r>
+        <w:lastRenderedPageBreak/>
         <w:t>);</w:t>
       </w:r>
     </w:p>
     <w:p>
       <w:pPr>
-        <w:rPr>
-          <w:b/>
-          <w:bCs/>
-        </w:rPr>
-      </w:pPr>
-      <w:r>
-        <w:rPr>
-          <w:b/>
-          <w:bCs/>
+        <w:ind w:left="720"/>
+      </w:pPr>
+      <w:r>
+        <w:t xml:space="preserve">INSERT INTO </w:t>
+      </w:r>
+      <w:proofErr w:type="spellStart"/>
+      <w:r>
+        <w:t>Menu_Item</w:t>
+      </w:r>
+      <w:proofErr w:type="spellEnd"/>
+      <w:r>
+        <w:t xml:space="preserve"> (</w:t>
+      </w:r>
+      <w:proofErr w:type="spellStart"/>
+      <w:r>
+        <w:t>item_id</w:t>
+      </w:r>
+      <w:proofErr w:type="spellEnd"/>
+      <w:r>
+        <w:t xml:space="preserve">, </w:t>
+      </w:r>
+      <w:proofErr w:type="spellStart"/>
+      <w:r>
+        <w:t>item_name</w:t>
+      </w:r>
+      <w:proofErr w:type="spellEnd"/>
+      <w:r>
+        <w:t xml:space="preserve">, </w:t>
+      </w:r>
+      <w:proofErr w:type="spellStart"/>
+      <w:r>
+        <w:t>restaurant_id</w:t>
+      </w:r>
+      <w:proofErr w:type="spellEnd"/>
+      <w:r>
+        <w:t>, price)</w:t>
+      </w:r>
+    </w:p>
+    <w:p>
+      <w:pPr>
+        <w:ind w:left="720"/>
+      </w:pPr>
+      <w:r>
+        <w:t>VALUES</w:t>
+      </w:r>
+    </w:p>
+    <w:p>
+      <w:pPr>
+        <w:ind w:left="720"/>
+      </w:pPr>
+      <w:r>
+        <w:t>(101, 'Paneer Pizza', 2, 250.00),</w:t>
+      </w:r>
+    </w:p>
+    <w:p>
+      <w:pPr>
+        <w:ind w:left="720"/>
+      </w:pPr>
+      <w:r>
+        <w:t>(102, 'Veg Burger', 4, 120.00),</w:t>
+      </w:r>
+    </w:p>
+    <w:p>
+      <w:pPr>
+        <w:ind w:left="720"/>
+      </w:pPr>
+      <w:r>
+        <w:t>(103, 'Chicken Biryani', 3, 220.00),</w:t>
+      </w:r>
+    </w:p>
+    <w:p>
+      <w:pPr>
+        <w:ind w:left="720"/>
+      </w:pPr>
+      <w:r>
+        <w:t>(104, 'French Fries', 4, 90.00),</w:t>
+      </w:r>
+    </w:p>
+    <w:p>
+      <w:pPr>
+        <w:ind w:left="720"/>
+      </w:pPr>
+      <w:r>
+        <w:t>(105, 'Paneer Tikka', 1, 180.00),</w:t>
+      </w:r>
+    </w:p>
+    <w:p>
+      <w:pPr>
+        <w:ind w:left="720"/>
+      </w:pPr>
+      <w:r>
+        <w:t>(106, 'Veg Sandwich', 5, 100.00),</w:t>
+      </w:r>
+    </w:p>
+    <w:p>
+      <w:pPr>
+        <w:ind w:left="720"/>
+      </w:pPr>
+      <w:r>
+        <w:t>(107, 'Margherita Pizza', 2, 200.00),</w:t>
+      </w:r>
+    </w:p>
+    <w:p>
+      <w:pPr>
+        <w:ind w:left="720"/>
+      </w:pPr>
+      <w:r>
+        <w:t>(108, 'Masala Dosa', 3, 150.00);</w:t>
+      </w:r>
+    </w:p>
+    <w:p>
+      <w:pPr>
+        <w:ind w:left="720"/>
+      </w:pPr>
+      <w:r>
+        <w:t xml:space="preserve">SELECT * FROM </w:t>
+      </w:r>
+      <w:proofErr w:type="spellStart"/>
+      <w:r>
+        <w:t>Menu_item</w:t>
+      </w:r>
+      <w:proofErr w:type="spellEnd"/>
+      <w:r>
+        <w:t>;</w:t>
+      </w:r>
+    </w:p>
+    <w:p>
+      <w:pPr>
+        <w:rPr>
+          <w:b/>
+          <w:bCs/>
+          <w:sz w:val="28"/>
+          <w:szCs w:val="28"/>
+        </w:rPr>
+      </w:pPr>
+      <w:r>
+        <w:rPr>
+          <w:b/>
+          <w:bCs/>
+          <w:sz w:val="28"/>
+          <w:szCs w:val="28"/>
         </w:rPr>
         <w:t>Justification of constraints</w:t>
       </w:r>
@@ -307,7 +560,6 @@
           <w:b/>
           <w:bCs/>
         </w:rPr>
-        <w:lastRenderedPageBreak/>
         <w:t>Without it:</w:t>
       </w:r>
       <w:r>
@@ -410,6 +662,7 @@
           <w:b/>
           <w:bCs/>
         </w:rPr>
+        <w:lastRenderedPageBreak/>
         <w:t>Without it:</w:t>
       </w:r>
       <w:r>
@@ -1151,6 +1404,7 @@
   <w:style w:type="character" w:default="1" w:styleId="DefaultParagraphFont">
     <w:name w:val="Default Paragraph Font"/>
     <w:uiPriority w:val="1"/>
+    <w:semiHidden/>
     <w:unhideWhenUsed/>
   </w:style>
   <w:style w:type="table" w:default="1" w:styleId="TableNormal">
